--- a/VeloxSoft/BD/Instrucciones.docx
+++ b/VeloxSoft/BD/Instrucciones.docx
@@ -4,6 +4,7 @@
   <w:body>
     <w:p>
       <w:pPr>
+        <w:ind w:firstLine="708"/>
         <w:rPr>
           <w:b/>
           <w:bCs/>
@@ -163,7 +164,7 @@
     <w:p>
       <w:r>
         <w:pict w14:anchorId="0AE380D9">
-          <v:rect id="_x0000_i1049" style="width:0;height:1.5pt" o:hralign="center" o:hrstd="t" o:hr="t" fillcolor="#a0a0a0" stroked="f"/>
+          <v:rect id="_x0000_i1025" style="width:0;height:1.5pt" o:hralign="center" o:hrstd="t" o:hr="t" fillcolor="#a0a0a0" stroked="f"/>
         </w:pict>
       </w:r>
     </w:p>
@@ -281,7 +282,7 @@
     <w:p>
       <w:r>
         <w:pict w14:anchorId="54D2C079">
-          <v:rect id="_x0000_i1050" style="width:0;height:1.5pt" o:hralign="center" o:hrstd="t" o:hr="t" fillcolor="#a0a0a0" stroked="f"/>
+          <v:rect id="_x0000_i1026" style="width:0;height:1.5pt" o:hralign="center" o:hrstd="t" o:hr="t" fillcolor="#a0a0a0" stroked="f"/>
         </w:pict>
       </w:r>
     </w:p>
@@ -362,7 +363,7 @@
       <w:r>
         <w:lastRenderedPageBreak/>
         <w:pict w14:anchorId="342ED247">
-          <v:rect id="_x0000_i1051" style="width:0;height:1.5pt" o:hralign="center" o:hrstd="t" o:hr="t" fillcolor="#a0a0a0" stroked="f"/>
+          <v:rect id="_x0000_i1027" style="width:0;height:1.5pt" o:hralign="center" o:hrstd="t" o:hr="t" fillcolor="#a0a0a0" stroked="f"/>
         </w:pict>
       </w:r>
     </w:p>
@@ -528,7 +529,7 @@
     <w:p>
       <w:r>
         <w:pict w14:anchorId="0345ABFD">
-          <v:rect id="_x0000_i1052" style="width:0;height:1.5pt" o:hralign="center" o:hrstd="t" o:hr="t" fillcolor="#a0a0a0" stroked="f"/>
+          <v:rect id="_x0000_i1028" style="width:0;height:1.5pt" o:hralign="center" o:hrstd="t" o:hr="t" fillcolor="#a0a0a0" stroked="f"/>
         </w:pict>
       </w:r>
     </w:p>
@@ -1830,6 +1831,7 @@
   <w:style w:type="character" w:default="1" w:styleId="Fuentedeprrafopredeter">
     <w:name w:val="Default Paragraph Font"/>
     <w:uiPriority w:val="1"/>
+    <w:semiHidden/>
     <w:unhideWhenUsed/>
   </w:style>
   <w:style w:type="table" w:default="1" w:styleId="Tablanormal">
